--- a/docs/Healthcare-Wellness-Industry-Strategy.docx
+++ b/docs/Healthcare-Wellness-Industry-Strategy.docx
@@ -117,7 +117,7 @@
         </w:rPr>
         <w:t xml:space="preserve">Page: </w:t>
       </w:r>
-      <w:hyperlink w:history="1" r:id="rIddic_8wl46un2yrix3mbj3">
+      <w:hyperlink w:history="1" r:id="rIdjqiu_antiaancjpt9xija">
         <w:r>
           <w:rPr>
             <w:rFonts w:ascii="Aptos" w:cs="Aptos" w:eastAsia="Aptos" w:hAnsi="Aptos"/>
@@ -4846,7 +4846,7 @@
           <w:sz w:val="21"/>
           <w:szCs w:val="21"/>
         </w:rPr>
-        <w:t xml:space="preserve">Hub open item resolved: </w:t>
+        <w:t xml:space="preserve">Note on the hub: </w:t>
       </w:r>
       <w:r>
         <w:rPr>
@@ -4855,7 +4855,7 @@
           <w:sz w:val="21"/>
           <w:szCs w:val="21"/>
         </w:rPr>
-        <w:t xml:space="preserve">the hub's "63% lower operating costs" comes from Lovelace's published "Cost per Registry reduced by 63 percent". The hub wording should say "63% lower cost per registry".</w:t>
+        <w:t xml:space="preserve">Lovelace's published 63% is a lower cost per registry. The hub's "63% lower operating costs" is a different result (a freight forwarder's AI document extraction, see the logistics strategy), so the two must not be mixed.</w:t>
       </w:r>
     </w:p>
     <w:p>
@@ -21175,36 +21175,6 @@
           <w:sz w:val="21"/>
           <w:szCs w:val="21"/>
         </w:rPr>
-        <w:t xml:space="preserve">Hub fix:</w:t>
-      </w:r>
-      <w:r>
-        <w:rPr>
-          <w:rFonts w:ascii="Aptos" w:cs="Aptos" w:eastAsia="Aptos" w:hAnsi="Aptos"/>
-          <w:color w:val="2F282D"/>
-          <w:sz w:val="21"/>
-          <w:szCs w:val="21"/>
-        </w:rPr>
-        <w:t xml:space="preserve"> change the hub's "63% lower operating costs" to "63% lower cost per registry (Lovelace)".</w:t>
-      </w:r>
-    </w:p>
-    <w:p>
-      <w:pPr>
-        <w:pStyle w:val="ListParagraph"/>
-        <w:numPr>
-          <w:ilvl w:val="0"/>
-          <w:numId w:val="5"/>
-        </w:numPr>
-        <w:spacing w:after="80" w:line="276"/>
-      </w:pPr>
-      <w:r>
-        <w:rPr>
-          <w:rFonts w:ascii="Aptos" w:cs="Aptos" w:eastAsia="Aptos" w:hAnsi="Aptos"/>
-          <w:b/>
-          <w:bCs/>
-          <w:color w:val="2F282D"/>
-          <w:sz w:val="21"/>
-          <w:szCs w:val="21"/>
-        </w:rPr>
         <w:t xml:space="preserve">New case studies:</w:t>
       </w:r>
       <w:r>
@@ -21321,7 +21291,7 @@
         </w:numPr>
         <w:spacing w:after="80"/>
       </w:pPr>
-      <w:hyperlink w:history="1" r:id="rId3e66_lhb4brm3ltqfiqoc">
+      <w:hyperlink w:history="1" r:id="rIdt5_agk804e5phjcm4kvxr">
         <w:r>
           <w:rPr>
             <w:rFonts w:ascii="Aptos" w:cs="Aptos" w:eastAsia="Aptos" w:hAnsi="Aptos"/>
@@ -21343,7 +21313,7 @@
         </w:numPr>
         <w:spacing w:after="80"/>
       </w:pPr>
-      <w:hyperlink w:history="1" r:id="rIdyfdusgk-3izn13z3pontj">
+      <w:hyperlink w:history="1" r:id="rIdzrzf7bammuxrofb17cpew">
         <w:r>
           <w:rPr>
             <w:rFonts w:ascii="Aptos" w:cs="Aptos" w:eastAsia="Aptos" w:hAnsi="Aptos"/>
@@ -21365,7 +21335,7 @@
         </w:numPr>
         <w:spacing w:after="80"/>
       </w:pPr>
-      <w:hyperlink w:history="1" r:id="rId_n7rfi54qwvgmyoexa6_h">
+      <w:hyperlink w:history="1" r:id="rIdyiiz-plc2xt9kkbv5zmdp">
         <w:r>
           <w:rPr>
             <w:rFonts w:ascii="Aptos" w:cs="Aptos" w:eastAsia="Aptos" w:hAnsi="Aptos"/>
@@ -21387,7 +21357,7 @@
         </w:numPr>
         <w:spacing w:after="80"/>
       </w:pPr>
-      <w:hyperlink w:history="1" r:id="rIdqp7zqlit_swyph2jcjoo7">
+      <w:hyperlink w:history="1" r:id="rIdwzae9fe6utfkzeaw3qstz">
         <w:r>
           <w:rPr>
             <w:rFonts w:ascii="Aptos" w:cs="Aptos" w:eastAsia="Aptos" w:hAnsi="Aptos"/>
@@ -21409,7 +21379,7 @@
         </w:numPr>
         <w:spacing w:after="80"/>
       </w:pPr>
-      <w:hyperlink w:history="1" r:id="rIdvlwmptxp4wsw2ikb8hyfq">
+      <w:hyperlink w:history="1" r:id="rIdlxybyiymb9eeggdj7muyi">
         <w:r>
           <w:rPr>
             <w:rFonts w:ascii="Aptos" w:cs="Aptos" w:eastAsia="Aptos" w:hAnsi="Aptos"/>
@@ -21431,7 +21401,7 @@
         </w:numPr>
         <w:spacing w:after="80"/>
       </w:pPr>
-      <w:hyperlink w:history="1" r:id="rIdxynmbifxggrkmiqripym7">
+      <w:hyperlink w:history="1" r:id="rIdbcsnvr076bu0nkwwmr_eh">
         <w:r>
           <w:rPr>
             <w:rFonts w:ascii="Aptos" w:cs="Aptos" w:eastAsia="Aptos" w:hAnsi="Aptos"/>
